--- a/Assets/sme-reference-doc.docx
+++ b/Assets/sme-reference-doc.docx
@@ -62,6 +62,7 @@
       <w:pPr>
         <w:pStyle w:val="Abstract"/>
         <w:spacing w:before="120" w:after="120"/>
+        <w:ind w:firstLine="425"/>
       </w:pPr>
       <w:r>
         <w:t xml:space="preserve"> </w:t>
@@ -144,7 +145,6 @@
     <w:p>
       <w:pPr>
         <w:pStyle w:val="Heading5"/>
-        <w:ind w:firstLine="0"/>
       </w:pPr>
       <w:bookmarkStart w:id="4" w:name="heading-5"/>
       <w:r>
@@ -155,7 +155,6 @@
     <w:p>
       <w:pPr>
         <w:pStyle w:val="Heading6"/>
-        <w:ind w:firstLine="0"/>
       </w:pPr>
       <w:bookmarkStart w:id="5" w:name="heading-6"/>
       <w:r>
@@ -166,7 +165,6 @@
     <w:p>
       <w:pPr>
         <w:pStyle w:val="Heading7"/>
-        <w:ind w:firstLine="0"/>
       </w:pPr>
       <w:bookmarkStart w:id="6" w:name="heading-7"/>
       <w:r>
@@ -177,7 +175,6 @@
     <w:p>
       <w:pPr>
         <w:pStyle w:val="Heading8"/>
-        <w:ind w:firstLine="0"/>
       </w:pPr>
       <w:bookmarkStart w:id="7" w:name="heading-8"/>
       <w:r>
@@ -188,7 +185,6 @@
     <w:p>
       <w:pPr>
         <w:pStyle w:val="Heading9"/>
-        <w:ind w:firstLine="0"/>
       </w:pPr>
       <w:bookmarkStart w:id="8" w:name="heading-9"/>
       <w:r>
@@ -353,11 +349,16 @@
       </w:tr>
     </w:tbl>
     <w:p>
+      <w:r>
+        <w:t>Normal</w:t>
+      </w:r>
+    </w:p>
+    <w:p>
       <w:pPr>
         <w:pStyle w:val="ImageCaption"/>
       </w:pPr>
       <w:r>
-        <w:t xml:space="preserve"> Image </w:t>
+        <w:t xml:space="preserve">Image </w:t>
       </w:r>
       <w:r>
         <w:t>Caption</w:t>
@@ -370,19 +371,6 @@
       <w:pPr>
         <w:pStyle w:val="DefinitionTerm"/>
       </w:pPr>
-      <w:r>
-        <w:t xml:space="preserve"> DefinitionTerm </w:t>
-      </w:r>
-    </w:p>
-    <w:p>
-      <w:pPr>
-        <w:pStyle w:val="Definition"/>
-      </w:pPr>
-      <w:r>
-        <w:t xml:space="preserve"> Definition </w:t>
-      </w:r>
-    </w:p>
-    <w:p>
       <w:r>
         <w:t xml:space="preserve"> DefinitionTerm </w:t>
       </w:r>
@@ -421,9 +409,6 @@
 <w:endnotes xmlns:wpc="http://schemas.microsoft.com/office/word/2010/wordprocessingCanvas" xmlns:cx="http://schemas.microsoft.com/office/drawing/2014/chartex" xmlns:cx1="http://schemas.microsoft.com/office/drawing/2015/9/8/chartex" xmlns:cx2="http://schemas.microsoft.com/office/drawing/2015/10/21/chartex" xmlns:cx3="http://schemas.microsoft.com/office/drawing/2016/5/9/chartex" xmlns:cx4="http://schemas.microsoft.com/office/drawing/2016/5/10/chartex" xmlns:cx5="http://schemas.microsoft.com/office/drawing/2016/5/11/chartex" xmlns:cx6="http://schemas.microsoft.com/office/drawing/2016/5/12/chartex" xmlns:cx7="http://schemas.microsoft.com/office/drawing/2016/5/13/chartex" xmlns:cx8="http://schemas.microsoft.com/office/drawing/2016/5/14/chartex" xmlns:mc="http://schemas.openxmlformats.org/markup-compatibility/2006" xmlns:aink="http://schemas.microsoft.com/office/drawing/2016/ink" xmlns:am3d="http://schemas.microsoft.com/office/drawing/2017/model3d" xmlns:o="urn:schemas-microsoft-com:office:office" xmlns:oel="http://schemas.microsoft.com/office/2019/extlst" xmlns:r="http://schemas.openxmlformats.org/officeDocument/2006/relationships" xmlns:m="http://schemas.openxmlformats.org/officeDocument/2006/math" xmlns:v="urn:schemas-microsoft-com:vml" xmlns:wp14="http://schemas.microsoft.com/office/word/2010/wordprocessingDrawing" xmlns:wp="http://schemas.openxmlformats.org/drawingml/2006/wordprocessingDrawing" xmlns:w10="urn:schemas-microsoft-com:office:word" xmlns:w="http://schemas.openxmlformats.org/wordprocessingml/2006/main" xmlns:w14="http://schemas.microsoft.com/office/word/2010/wordml" xmlns:w15="http://schemas.microsoft.com/office/word/2012/wordml" xmlns:w16cex="http://schemas.microsoft.com/office/word/2018/wordml/cex" xmlns:w16cid="http://schemas.microsoft.com/office/word/2016/wordml/cid" xmlns:w16="http://schemas.microsoft.com/office/word/2018/wordml" xmlns:w16du="http://schemas.microsoft.com/office/word/2023/wordml/word16du" xmlns:w16sdtdh="http://schemas.microsoft.com/office/word/2020/wordml/sdtdatahash" xmlns:w16sdtfl="http://schemas.microsoft.com/office/word/2024/wordml/sdtformatlock" xmlns:w16se="http://schemas.microsoft.com/office/word/2015/wordml/symex" xmlns:wpg="http://schemas.microsoft.com/office/word/2010/wordprocessingGroup" xmlns:wpi="http://schemas.microsoft.com/office/word/2010/wordprocessingInk" xmlns:wne="http://schemas.microsoft.com/office/word/2006/wordml" xmlns:wps="http://schemas.microsoft.com/office/word/2010/wordprocessingShape" mc:Ignorable="w14 w15 w16se w16cid w16 w16cex w16sdtdh w16sdtfl w16du wp14">
   <w:endnote w:type="separator" w:id="-1">
     <w:p>
-      <w:pPr>
-        <w:spacing w:after="0"/>
-      </w:pPr>
       <w:r>
         <w:separator/>
       </w:r>
@@ -431,9 +416,6 @@
   </w:endnote>
   <w:endnote w:type="continuationSeparator" w:id="0">
     <w:p>
-      <w:pPr>
-        <w:spacing w:after="0"/>
-      </w:pPr>
       <w:r>
         <w:continuationSeparator/>
       </w:r>
@@ -907,10 +889,9 @@
   <w:style w:type="paragraph" w:default="1" w:styleId="Normal">
     <w:name w:val="Normal"/>
     <w:qFormat/>
-    <w:rsid w:val="00E92BAE"/>
-    <w:pPr>
-      <w:spacing w:after="120"/>
-      <w:ind w:firstLine="720"/>
+    <w:rsid w:val="008F356D"/>
+    <w:pPr>
+      <w:spacing w:after="0"/>
     </w:pPr>
     <w:rPr>
       <w:rFonts w:ascii="Times New Roman" w:hAnsi="Times New Roman"/>
@@ -923,12 +904,11 @@
     <w:link w:val="Heading1Char"/>
     <w:uiPriority w:val="9"/>
     <w:qFormat/>
-    <w:rsid w:val="00B91A1C"/>
+    <w:rsid w:val="00074551"/>
     <w:pPr>
       <w:keepNext/>
       <w:keepLines/>
-      <w:spacing w:before="240"/>
-      <w:ind w:firstLine="0"/>
+      <w:spacing w:before="240" w:after="120"/>
       <w:outlineLvl w:val="0"/>
     </w:pPr>
     <w:rPr>
@@ -947,12 +927,11 @@
     <w:uiPriority w:val="9"/>
     <w:unhideWhenUsed/>
     <w:qFormat/>
-    <w:rsid w:val="00B91A1C"/>
+    <w:rsid w:val="00074551"/>
     <w:pPr>
       <w:keepNext/>
       <w:keepLines/>
-      <w:spacing w:before="240"/>
-      <w:ind w:firstLine="0"/>
+      <w:spacing w:before="240" w:after="120"/>
       <w:outlineLvl w:val="1"/>
     </w:pPr>
     <w:rPr>
@@ -969,12 +948,11 @@
     <w:uiPriority w:val="9"/>
     <w:unhideWhenUsed/>
     <w:qFormat/>
-    <w:rsid w:val="00B91A1C"/>
+    <w:rsid w:val="00074551"/>
     <w:pPr>
       <w:keepNext/>
       <w:keepLines/>
-      <w:spacing w:before="120" w:after="60"/>
-      <w:ind w:firstLine="0"/>
+      <w:spacing w:before="60" w:after="120"/>
       <w:outlineLvl w:val="2"/>
     </w:pPr>
     <w:rPr>
@@ -996,7 +974,6 @@
       <w:keepNext/>
       <w:keepLines/>
       <w:spacing w:before="80" w:after="40"/>
-      <w:ind w:firstLine="0"/>
       <w:outlineLvl w:val="3"/>
     </w:pPr>
     <w:rPr>
@@ -1039,7 +1016,7 @@
     <w:pPr>
       <w:keepNext/>
       <w:keepLines/>
-      <w:spacing w:before="40" w:after="0"/>
+      <w:spacing w:before="40"/>
       <w:outlineLvl w:val="5"/>
     </w:pPr>
     <w:rPr>
@@ -1062,7 +1039,7 @@
     <w:pPr>
       <w:keepNext/>
       <w:keepLines/>
-      <w:spacing w:before="40" w:after="0"/>
+      <w:spacing w:before="40"/>
       <w:outlineLvl w:val="6"/>
     </w:pPr>
     <w:rPr>
@@ -1083,7 +1060,6 @@
     <w:pPr>
       <w:keepNext/>
       <w:keepLines/>
-      <w:spacing w:after="0"/>
       <w:outlineLvl w:val="7"/>
     </w:pPr>
     <w:rPr>
@@ -1106,7 +1082,6 @@
     <w:pPr>
       <w:keepNext/>
       <w:keepLines/>
-      <w:spacing w:after="0"/>
       <w:outlineLvl w:val="8"/>
     </w:pPr>
     <w:rPr>
@@ -1145,9 +1120,10 @@
     <w:name w:val="Body Text"/>
     <w:basedOn w:val="Normal"/>
     <w:qFormat/>
-    <w:rsid w:val="004F57C8"/>
-    <w:pPr>
-      <w:ind w:firstLine="0"/>
+    <w:rsid w:val="006D56BE"/>
+    <w:pPr>
+      <w:ind w:firstLine="425"/>
+      <w:jc w:val="both"/>
     </w:pPr>
   </w:style>
   <w:style w:type="paragraph" w:customStyle="1" w:styleId="FirstParagraph">
@@ -1155,13 +1131,16 @@
     <w:basedOn w:val="BodyText"/>
     <w:next w:val="BodyText"/>
     <w:qFormat/>
+    <w:rsid w:val="006D56BE"/>
   </w:style>
   <w:style w:type="paragraph" w:customStyle="1" w:styleId="Compact">
     <w:name w:val="Compact"/>
     <w:basedOn w:val="BodyText"/>
     <w:qFormat/>
+    <w:rsid w:val="0056384D"/>
     <w:pPr>
       <w:spacing w:before="36" w:after="36"/>
+      <w:ind w:firstLine="0"/>
     </w:pPr>
   </w:style>
   <w:style w:type="paragraph" w:styleId="Title">
@@ -1174,7 +1153,6 @@
     <w:rsid w:val="00B91A1C"/>
     <w:pPr>
       <w:spacing w:after="240"/>
-      <w:ind w:firstLine="0"/>
       <w:contextualSpacing/>
       <w:jc w:val="center"/>
     </w:pPr>
@@ -1277,7 +1255,7 @@
     <w:pPr>
       <w:keepNext/>
       <w:keepLines/>
-      <w:spacing w:before="300" w:after="0"/>
+      <w:spacing w:before="300"/>
       <w:jc w:val="center"/>
     </w:pPr>
     <w:rPr>
@@ -1291,10 +1269,12 @@
     <w:basedOn w:val="Normal"/>
     <w:next w:val="BodyText"/>
     <w:qFormat/>
+    <w:rsid w:val="006D56BE"/>
     <w:pPr>
       <w:keepNext/>
       <w:keepLines/>
       <w:spacing w:before="100" w:after="300"/>
+      <w:jc w:val="both"/>
     </w:pPr>
     <w:rPr>
       <w:sz w:val="20"/>
@@ -1305,9 +1285,10 @@
     <w:name w:val="Bibliography"/>
     <w:basedOn w:val="Normal"/>
     <w:qFormat/>
-    <w:rsid w:val="002F6420"/>
+    <w:rsid w:val="006D56BE"/>
     <w:pPr>
       <w:ind w:left="720" w:hanging="720"/>
+      <w:jc w:val="both"/>
     </w:pPr>
   </w:style>
   <w:style w:type="character" w:customStyle="1" w:styleId="Heading1Char">
@@ -1315,7 +1296,7 @@
     <w:basedOn w:val="DefaultParagraphFont"/>
     <w:link w:val="Heading1"/>
     <w:uiPriority w:val="9"/>
-    <w:rsid w:val="00B91A1C"/>
+    <w:rsid w:val="00074551"/>
     <w:rPr>
       <w:rFonts w:ascii="Times New Roman" w:eastAsiaTheme="majorEastAsia" w:hAnsi="Times New Roman" w:cs="Times New Roman"/>
       <w:b/>
@@ -1329,7 +1310,7 @@
     <w:basedOn w:val="DefaultParagraphFont"/>
     <w:link w:val="Heading2"/>
     <w:uiPriority w:val="9"/>
-    <w:rsid w:val="00B91A1C"/>
+    <w:rsid w:val="00074551"/>
     <w:rPr>
       <w:rFonts w:ascii="Times New Roman" w:eastAsiaTheme="majorEastAsia" w:hAnsi="Times New Roman" w:cs="Times New Roman"/>
       <w:b/>
@@ -1341,7 +1322,7 @@
     <w:basedOn w:val="DefaultParagraphFont"/>
     <w:link w:val="Heading3"/>
     <w:uiPriority w:val="9"/>
-    <w:rsid w:val="00B91A1C"/>
+    <w:rsid w:val="00074551"/>
     <w:rPr>
       <w:rFonts w:ascii="Times New Roman" w:eastAsiaTheme="majorEastAsia" w:hAnsi="Times New Roman" w:cstheme="majorBidi"/>
       <w:b/>
@@ -1452,7 +1433,7 @@
     <w:qFormat/>
     <w:pPr>
       <w:spacing w:before="100" w:after="100"/>
-      <w:ind w:left="480" w:right="480" w:firstLine="0"/>
+      <w:ind w:left="480" w:right="480"/>
     </w:pPr>
   </w:style>
   <w:style w:type="table" w:customStyle="1" w:styleId="Table">
@@ -1488,10 +1469,12 @@
     <w:name w:val="Definition Term"/>
     <w:basedOn w:val="Normal"/>
     <w:next w:val="Definition"/>
+    <w:rsid w:val="008F356D"/>
     <w:pPr>
       <w:keepNext/>
       <w:keepLines/>
-      <w:spacing w:after="0"/>
+      <w:spacing w:after="120"/>
+      <w:ind w:firstLine="720"/>
     </w:pPr>
     <w:rPr>
       <w:b/>
@@ -1500,6 +1483,11 @@
   <w:style w:type="paragraph" w:customStyle="1" w:styleId="Definition">
     <w:name w:val="Definition"/>
     <w:basedOn w:val="Normal"/>
+    <w:rsid w:val="008F356D"/>
+    <w:pPr>
+      <w:spacing w:after="120"/>
+      <w:ind w:firstLine="720"/>
+    </w:pPr>
   </w:style>
   <w:style w:type="paragraph" w:styleId="Caption">
     <w:name w:val="caption"/>
@@ -1512,11 +1500,11 @@
   <w:style w:type="paragraph" w:customStyle="1" w:styleId="TableCaption">
     <w:name w:val="Table Caption"/>
     <w:basedOn w:val="Caption"/>
-    <w:rsid w:val="007E0151"/>
+    <w:rsid w:val="006D56BE"/>
     <w:pPr>
       <w:keepNext/>
       <w:spacing w:before="120" w:after="60"/>
-      <w:ind w:firstLine="0"/>
+      <w:jc w:val="both"/>
     </w:pPr>
     <w:rPr>
       <w:i w:val="0"/>
@@ -1526,10 +1514,10 @@
   <w:style w:type="paragraph" w:customStyle="1" w:styleId="ImageCaption">
     <w:name w:val="Image Caption"/>
     <w:basedOn w:val="Caption"/>
-    <w:rsid w:val="007E0151"/>
-    <w:pPr>
-      <w:spacing w:before="120"/>
-      <w:ind w:firstLine="0"/>
+    <w:rsid w:val="006D56BE"/>
+    <w:pPr>
+      <w:spacing w:after="60"/>
+      <w:jc w:val="both"/>
     </w:pPr>
     <w:rPr>
       <w:i w:val="0"/>
@@ -1613,7 +1601,6 @@
         <w:tab w:val="center" w:pos="4680"/>
         <w:tab w:val="right" w:pos="9360"/>
       </w:tabs>
-      <w:spacing w:after="0"/>
     </w:pPr>
   </w:style>
   <w:style w:type="character" w:customStyle="1" w:styleId="HeaderChar">
@@ -1636,7 +1623,6 @@
         <w:tab w:val="center" w:pos="4680"/>
         <w:tab w:val="right" w:pos="9360"/>
       </w:tabs>
-      <w:spacing w:after="0"/>
     </w:pPr>
   </w:style>
   <w:style w:type="character" w:customStyle="1" w:styleId="FooterChar">
